--- a/documents/Peter-Kloss-Resume.docx
+++ b/documents/Peter-Kloss-Resume.docx
@@ -48,7 +48,7 @@
         </w:rPr>
         <w:t xml:space="preserve">   </w:t>
       </w:r>
-      <w:hyperlink w:history="1" r:id="rId3mkcsarq87ywc2bj5oznw">
+      <w:hyperlink w:history="1" r:id="rIdypdbv4edhzwjgrfhjhycy">
         <w:r>
           <w:rPr>
             <w:color w:val="5F6368"/>
@@ -66,7 +66,7 @@
           <w:szCs w:val="18"/>
         </w:rPr>
       </w:pPr>
-      <w:hyperlink w:history="1" r:id="rIdaewkxq6oguri6ouadbf5d">
+      <w:hyperlink w:history="1" r:id="rIddhda0jgye4tovrfpvyavy">
         <w:r>
           <w:rPr>
             <w:color w:val="5F6368"/>
@@ -81,7 +81,7 @@
         </w:rPr>
         <w:t xml:space="preserve">   </w:t>
       </w:r>
-      <w:hyperlink w:history="1" r:id="rIdj5sw-6zectwbzt5ivz80d">
+      <w:hyperlink w:history="1" r:id="rId4ip-z1u-px5fuom3a9nqc">
         <w:r>
           <w:rPr>
             <w:color w:val="5F6368"/>

--- a/documents/Peter-Kloss-Resume.docx
+++ b/documents/Peter-Kloss-Resume.docx
@@ -48,7 +48,7 @@
         </w:rPr>
         <w:t xml:space="preserve">   </w:t>
       </w:r>
-      <w:hyperlink w:history="1" r:id="rIdypdbv4edhzwjgrfhjhycy">
+      <w:hyperlink w:history="1" r:id="rIdknmmtl99w3ck-bclv15bp">
         <w:r>
           <w:rPr>
             <w:color w:val="5F6368"/>
@@ -66,7 +66,7 @@
           <w:szCs w:val="18"/>
         </w:rPr>
       </w:pPr>
-      <w:hyperlink w:history="1" r:id="rIddhda0jgye4tovrfpvyavy">
+      <w:hyperlink w:history="1" r:id="rIdvbj3zarrkyiogqlvqcpzd">
         <w:r>
           <w:rPr>
             <w:color w:val="5F6368"/>
@@ -81,7 +81,7 @@
         </w:rPr>
         <w:t xml:space="preserve">   </w:t>
       </w:r>
-      <w:hyperlink w:history="1" r:id="rId4ip-z1u-px5fuom3a9nqc">
+      <w:hyperlink w:history="1" r:id="rId6yfb421xm91gvutlbcn2j">
         <w:r>
           <w:rPr>
             <w:color w:val="5F6368"/>

--- a/documents/Peter-Kloss-Resume.docx
+++ b/documents/Peter-Kloss-Resume.docx
@@ -48,7 +48,7 @@
         </w:rPr>
         <w:t xml:space="preserve">   </w:t>
       </w:r>
-      <w:hyperlink w:history="1" r:id="rIdknmmtl99w3ck-bclv15bp">
+      <w:hyperlink w:history="1" r:id="rId10aa6yjse-1gwphpivh54">
         <w:r>
           <w:rPr>
             <w:color w:val="5F6368"/>
@@ -66,7 +66,7 @@
           <w:szCs w:val="18"/>
         </w:rPr>
       </w:pPr>
-      <w:hyperlink w:history="1" r:id="rIdvbj3zarrkyiogqlvqcpzd">
+      <w:hyperlink w:history="1" r:id="rIduzmajte3icrrbmthgy3tj">
         <w:r>
           <w:rPr>
             <w:color w:val="5F6368"/>
@@ -81,7 +81,7 @@
         </w:rPr>
         <w:t xml:space="preserve">   </w:t>
       </w:r>
-      <w:hyperlink w:history="1" r:id="rId6yfb421xm91gvutlbcn2j">
+      <w:hyperlink w:history="1" r:id="rIdd2vkjplwwbypdi_dteb1q">
         <w:r>
           <w:rPr>
             <w:color w:val="5F6368"/>

--- a/documents/Peter-Kloss-Resume.docx
+++ b/documents/Peter-Kloss-Resume.docx
@@ -48,7 +48,7 @@
         </w:rPr>
         <w:t xml:space="preserve">   </w:t>
       </w:r>
-      <w:hyperlink w:history="1" r:id="rId10aa6yjse-1gwphpivh54">
+      <w:hyperlink w:history="1" r:id="rIdbdt4dulygg2xcif17mn-r">
         <w:r>
           <w:rPr>
             <w:color w:val="5F6368"/>
@@ -66,7 +66,7 @@
           <w:szCs w:val="18"/>
         </w:rPr>
       </w:pPr>
-      <w:hyperlink w:history="1" r:id="rIduzmajte3icrrbmthgy3tj">
+      <w:hyperlink w:history="1" r:id="rId-wnxwtjhxqoc_oh-dfry5">
         <w:r>
           <w:rPr>
             <w:color w:val="5F6368"/>
@@ -81,7 +81,7 @@
         </w:rPr>
         <w:t xml:space="preserve">   </w:t>
       </w:r>
-      <w:hyperlink w:history="1" r:id="rIdd2vkjplwwbypdi_dteb1q">
+      <w:hyperlink w:history="1" r:id="rIdzclaej8dwxnyv0keeztzu">
         <w:r>
           <w:rPr>
             <w:color w:val="5F6368"/>

--- a/documents/Peter-Kloss-Resume.docx
+++ b/documents/Peter-Kloss-Resume.docx
@@ -48,7 +48,7 @@
         </w:rPr>
         <w:t xml:space="preserve">   </w:t>
       </w:r>
-      <w:hyperlink w:history="1" r:id="rIdbdt4dulygg2xcif17mn-r">
+      <w:hyperlink w:history="1" r:id="rIdwitjzdolyp1g7td3_ywul">
         <w:r>
           <w:rPr>
             <w:color w:val="5F6368"/>
@@ -66,7 +66,7 @@
           <w:szCs w:val="18"/>
         </w:rPr>
       </w:pPr>
-      <w:hyperlink w:history="1" r:id="rId-wnxwtjhxqoc_oh-dfry5">
+      <w:hyperlink w:history="1" r:id="rIdpilgitmocd9dufj-ipppq">
         <w:r>
           <w:rPr>
             <w:color w:val="5F6368"/>
@@ -81,7 +81,7 @@
         </w:rPr>
         <w:t xml:space="preserve">   </w:t>
       </w:r>
-      <w:hyperlink w:history="1" r:id="rIdzclaej8dwxnyv0keeztzu">
+      <w:hyperlink w:history="1" r:id="rIdluv8vq42t34vevboyczzz">
         <w:r>
           <w:rPr>
             <w:color w:val="5F6368"/>
